--- a/output/docx/VisualizarEEditarConta.docx
+++ b/output/docx/VisualizarEEditarConta.docx
@@ -207,7 +207,7 @@
               <w:rPr>
                 <w:sz w:val="18"/>
               </w:rPr>
-              <w:t>SYSTEM exibe tela onde os campos 'Name', 'Login', 'Type', 'Laboratory' e 'Language'. Eles estão devidamente preenchidos</w:t>
+              <w:t>SYSTEM exibe tela onde os campos 'Name', 'Login', 'Type' e 'Language'. Eles estão devidamente preenchidos</w:t>
             </w:r>
           </w:p>
         </w:tc>
@@ -429,7 +429,7 @@
               <w:rPr>
                 <w:sz w:val="18"/>
               </w:rPr>
-              <w:t>SYSTEM exibe tela onde os campos 'Name', 'Login', 'Type', 'Laboratory' e 'Language'. Eles estão devidamente preenchidos</w:t>
+              <w:t>SYSTEM exibe tela onde os campos 'Name', 'Login', 'Type' e 'Language'. Eles estão devidamente preenchidos</w:t>
             </w:r>
           </w:p>
         </w:tc>
@@ -651,7 +651,7 @@
               <w:rPr>
                 <w:sz w:val="18"/>
               </w:rPr>
-              <w:t>SYSTEM exibe tela onde os campos 'Name', 'Login', 'Type', 'Laboratory' e 'Language'. Eles estão devidamente preenchidos</w:t>
+              <w:t>SYSTEM exibe tela onde os campos 'Name', 'Login', 'Type' e 'Language'. Eles estão devidamente preenchidos</w:t>
             </w:r>
           </w:p>
         </w:tc>
@@ -715,7 +715,7 @@
               <w:rPr>
                 <w:sz w:val="18"/>
               </w:rPr>
-              <w:t>SYSTEM exibe tela onde os campos 'Name', 'Login', 'Type', 'Laboratory' e 'Language'. Eles estão devidamente preenchidos</w:t>
+              <w:t>SYSTEM exibe tela onde os campos 'Name', 'Login', 'Type' e 'Language'. Eles estão devidamente preenchidos</w:t>
             </w:r>
           </w:p>
         </w:tc>
@@ -937,7 +937,7 @@
               <w:rPr>
                 <w:sz w:val="18"/>
               </w:rPr>
-              <w:t>SYSTEM exibe tela onde os campos 'Name', 'Login', 'Type', 'Laboratory' e 'Language'. Eles estão devidamente preenchidos</w:t>
+              <w:t>SYSTEM exibe tela onde os campos 'Name', 'Login', 'Type' e 'Language'. Eles estão devidamente preenchidos</w:t>
             </w:r>
           </w:p>
         </w:tc>
@@ -1191,7 +1191,7 @@
               <w:rPr>
                 <w:sz w:val="18"/>
               </w:rPr>
-              <w:t>SYSTEM exibe tela onde os campos 'Name', 'Login', 'Type', 'Laboratory' e 'Language'. Eles estão devidamente preenchidos</w:t>
+              <w:t>SYSTEM exibe tela onde os campos 'Name', 'Login', 'Type' e 'Language'. Eles estão devidamente preenchidos</w:t>
             </w:r>
           </w:p>
         </w:tc>

--- a/output/docx/VisualizarEEditarConta.docx
+++ b/output/docx/VisualizarEEditarConta.docx
@@ -88,7 +88,7 @@
         <w:rPr>
           <w:sz w:val="20"/>
         </w:rPr>
-        <w:t>Usuario deve estar logado no servidor</w:t>
+        <w:t>Usuário deve estar logado no sistema ; administrador ou super administrador</w:t>
       </w:r>
     </w:p>
     <w:p>
@@ -197,17 +197,17 @@
               <w:rPr>
                 <w:sz w:val="18"/>
               </w:rPr>
-              <w:t>operador: seleciona a opcao 'My Account'</w:t>
-            </w:r>
-          </w:p>
-        </w:tc>
-        <w:tc>
-          <w:p>
-            <w:r>
-              <w:rPr>
-                <w:sz w:val="18"/>
-              </w:rPr>
-              <w:t>SYSTEM exibe tela onde os campos 'Name', 'Login', 'Type' e 'Language'. Eles estão devidamente preenchidos</w:t>
+              <w:t>system: SYSTEM: exibe tela onde os campos 'Name', 'Login', 'Type' e 'Language'. Eles estão devidamente preenchidos</w:t>
+            </w:r>
+          </w:p>
+        </w:tc>
+        <w:tc>
+          <w:p>
+            <w:r>
+              <w:rPr>
+                <w:sz w:val="18"/>
+              </w:rPr>
+              <w:t>exibe tela onde os campos 'Name', 'Login', 'Type' e 'Language'. Eles estão devidamente preenchidos</w:t>
             </w:r>
           </w:p>
         </w:tc>
@@ -229,17 +229,17 @@
               <w:rPr>
                 <w:sz w:val="18"/>
               </w:rPr>
-              <w:t>operador: pressiona botao 'Edit'</w:t>
-            </w:r>
-          </w:p>
-        </w:tc>
-        <w:tc>
-          <w:p>
-            <w:r>
-              <w:rPr>
-                <w:sz w:val="18"/>
-              </w:rPr>
-              <w:t>SYSTEM exibe pagina com campos em branco para atualizacao</w:t>
+              <w:t>system: SYSTEM: exibe página com campos em branco para atualização</w:t>
+            </w:r>
+          </w:p>
+        </w:tc>
+        <w:tc>
+          <w:p>
+            <w:r>
+              <w:rPr>
+                <w:sz w:val="18"/>
+              </w:rPr>
+              <w:t>exibe página com campos em branco para atualização</w:t>
             </w:r>
           </w:p>
         </w:tc>
@@ -261,17 +261,17 @@
               <w:rPr>
                 <w:sz w:val="18"/>
               </w:rPr>
-              <w:t>operador: preenche corretamente os campos 'Old Password', 'New Password', 'Confirm Password' e pressiona o botao 'Update'</w:t>
-            </w:r>
-          </w:p>
-        </w:tc>
-        <w:tc>
-          <w:p>
-            <w:r>
-              <w:rPr>
-                <w:sz w:val="18"/>
-              </w:rPr>
-              <w:t>SYSTEM exibe pagina com informacoes do usuario e apresenta mensagem informando que as informacoes foram atualizadas</w:t>
+              <w:t>system: SYSTEM: exibe página com informações do usuário e apresenta mensagem informando que as informações foram atualizadas</w:t>
+            </w:r>
+          </w:p>
+        </w:tc>
+        <w:tc>
+          <w:p>
+            <w:r>
+              <w:rPr>
+                <w:sz w:val="18"/>
+              </w:rPr>
+              <w:t>exibe página com informações do usuário e apresenta mensagem informando que as informações foram atualizadas</w:t>
             </w:r>
           </w:p>
         </w:tc>
@@ -310,7 +310,7 @@
         <w:rPr>
           <w:sz w:val="20"/>
         </w:rPr>
-        <w:t>Usuario deve estar logado no servidor</w:t>
+        <w:t>Usuário deve estar logado no sistema ; administrador ou super administrador</w:t>
       </w:r>
     </w:p>
     <w:p>
@@ -419,81 +419,17 @@
               <w:rPr>
                 <w:sz w:val="18"/>
               </w:rPr>
-              <w:t>operador: seleciona a opcao 'My Account'</w:t>
-            </w:r>
-          </w:p>
-        </w:tc>
-        <w:tc>
-          <w:p>
-            <w:r>
-              <w:rPr>
-                <w:sz w:val="18"/>
-              </w:rPr>
-              <w:t>SYSTEM exibe tela onde os campos 'Name', 'Login', 'Type' e 'Language'. Eles estão devidamente preenchidos</w:t>
-            </w:r>
-          </w:p>
-        </w:tc>
-      </w:tr>
-      <w:tr>
-        <w:tc>
-          <w:p>
-            <w:r>
-              <w:rPr>
-                <w:sz w:val="18"/>
-              </w:rPr>
-              <w:t>2</w:t>
-            </w:r>
-          </w:p>
-        </w:tc>
-        <w:tc>
-          <w:p>
-            <w:r>
-              <w:rPr>
-                <w:sz w:val="18"/>
-              </w:rPr>
-              <w:t>operador: pressiona botao 'Edit'</w:t>
-            </w:r>
-          </w:p>
-        </w:tc>
-        <w:tc>
-          <w:p>
-            <w:r>
-              <w:rPr>
-                <w:sz w:val="18"/>
-              </w:rPr>
-              <w:t>SYSTEM exibe pagina com campos em branco para atualizacao</w:t>
-            </w:r>
-          </w:p>
-        </w:tc>
-      </w:tr>
-      <w:tr>
-        <w:tc>
-          <w:p>
-            <w:r>
-              <w:rPr>
-                <w:sz w:val="18"/>
-              </w:rPr>
-              <w:t>3</w:t>
-            </w:r>
-          </w:p>
-        </w:tc>
-        <w:tc>
-          <w:p>
-            <w:r>
-              <w:rPr>
-                <w:sz w:val="18"/>
-              </w:rPr>
-              <w:t>operador: preenche corretamente os campos 'Old Password', 'New Password', 'Confirm Password', troca 'Language' de Ingles para Portugues e pressiona o botao 'Update'</w:t>
-            </w:r>
-          </w:p>
-        </w:tc>
-        <w:tc>
-          <w:p>
-            <w:r>
-              <w:rPr>
-                <w:sz w:val="18"/>
-              </w:rPr>
-              <w:t>SYSTEM exibe pagina com informações do usuario. Apresenta mensagem informando que as informacoes foram atualizadas e atualiza conta no novo idioma</w:t>
+              <w:t>system: SYSTEM: exibe página com informações do usuário. Apresenta mensagem informando que as informações foram atualizadas e atualiza conta no novo idioma</w:t>
+            </w:r>
+          </w:p>
+        </w:tc>
+        <w:tc>
+          <w:p>
+            <w:r>
+              <w:rPr>
+                <w:sz w:val="18"/>
+              </w:rPr>
+              <w:t>exibe página com informações do usuário. Apresenta mensagem informando que as informações foram atualizadas e atualiza conta no novo idioma</w:t>
             </w:r>
           </w:p>
         </w:tc>
@@ -514,7 +450,7 @@
           <w:sz w:val="24"/>
           <w:color w:val="2B6CB0"/>
         </w:rPr>
-        <w:t>[TC3] Alternative Flow 2: Cancela Edicao</w:t>
+        <w:t>[TC4] Alternative Flow 3: Password inválido</w:t>
       </w:r>
     </w:p>
     <w:p>
@@ -532,7 +468,7 @@
         <w:rPr>
           <w:sz w:val="20"/>
         </w:rPr>
-        <w:t>Usuario deve estar logado no servidor</w:t>
+        <w:t>Usuário deve estar logado no sistema ; administrador ou super administrador</w:t>
       </w:r>
     </w:p>
     <w:p>
@@ -641,145 +577,17 @@
               <w:rPr>
                 <w:sz w:val="18"/>
               </w:rPr>
-              <w:t>operador: seleciona a opcao 'My Account'</w:t>
-            </w:r>
-          </w:p>
-        </w:tc>
-        <w:tc>
-          <w:p>
-            <w:r>
-              <w:rPr>
-                <w:sz w:val="18"/>
-              </w:rPr>
-              <w:t>SYSTEM exibe tela onde os campos 'Name', 'Login', 'Type' e 'Language'. Eles estão devidamente preenchidos</w:t>
-            </w:r>
-          </w:p>
-        </w:tc>
-      </w:tr>
-      <w:tr>
-        <w:tc>
-          <w:p>
-            <w:r>
-              <w:rPr>
-                <w:sz w:val="18"/>
-              </w:rPr>
-              <w:t>2</w:t>
-            </w:r>
-          </w:p>
-        </w:tc>
-        <w:tc>
-          <w:p>
-            <w:r>
-              <w:rPr>
-                <w:sz w:val="18"/>
-              </w:rPr>
-              <w:t>operador: pressiona botao 'Edit'</w:t>
-            </w:r>
-          </w:p>
-        </w:tc>
-        <w:tc>
-          <w:p>
-            <w:r>
-              <w:rPr>
-                <w:sz w:val="18"/>
-              </w:rPr>
-              <w:t>SYSTEM exibe pagina com campos em branco para atualizacao</w:t>
-            </w:r>
-          </w:p>
-        </w:tc>
-      </w:tr>
-      <w:tr>
-        <w:tc>
-          <w:p>
-            <w:r>
-              <w:rPr>
-                <w:sz w:val="18"/>
-              </w:rPr>
-              <w:t>3</w:t>
-            </w:r>
-          </w:p>
-        </w:tc>
-        <w:tc>
-          <w:p>
-            <w:r>
-              <w:rPr>
-                <w:sz w:val="18"/>
-              </w:rPr>
-              <w:t>operador: pressiona botao 'Cancel'</w:t>
-            </w:r>
-          </w:p>
-        </w:tc>
-        <w:tc>
-          <w:p>
-            <w:r>
-              <w:rPr>
-                <w:sz w:val="18"/>
-              </w:rPr>
-              <w:t>SYSTEM exibe tela onde os campos 'Name', 'Login', 'Type' e 'Language'. Eles estão devidamente preenchidos</w:t>
-            </w:r>
-          </w:p>
-        </w:tc>
-      </w:tr>
-      <w:tr>
-        <w:tc>
-          <w:p>
-            <w:r>
-              <w:rPr>
-                <w:sz w:val="18"/>
-              </w:rPr>
-              <w:t>4</w:t>
-            </w:r>
-          </w:p>
-        </w:tc>
-        <w:tc>
-          <w:p>
-            <w:r>
-              <w:rPr>
-                <w:sz w:val="18"/>
-              </w:rPr>
-              <w:t>operador: pressiona botao 'Edit'</w:t>
-            </w:r>
-          </w:p>
-        </w:tc>
-        <w:tc>
-          <w:p>
-            <w:r>
-              <w:rPr>
-                <w:sz w:val="18"/>
-              </w:rPr>
-              <w:t>SYSTEM exibe pagina com campos em branco para atualizacao</w:t>
-            </w:r>
-          </w:p>
-        </w:tc>
-      </w:tr>
-      <w:tr>
-        <w:tc>
-          <w:p>
-            <w:r>
-              <w:rPr>
-                <w:sz w:val="18"/>
-              </w:rPr>
-              <w:t>5</w:t>
-            </w:r>
-          </w:p>
-        </w:tc>
-        <w:tc>
-          <w:p>
-            <w:r>
-              <w:rPr>
-                <w:sz w:val="18"/>
-              </w:rPr>
-              <w:t>operador: preenche corretamente os campos 'Old Password', 'New Password', 'Confirm Password' e pressiona o botao 'Update'</w:t>
-            </w:r>
-          </w:p>
-        </w:tc>
-        <w:tc>
-          <w:p>
-            <w:r>
-              <w:rPr>
-                <w:sz w:val="18"/>
-              </w:rPr>
-              <w:t>SYSTEM exibe pagina com informacoes do usuario e apresenta mensagem informando que as informacoes foram atualizadas</w:t>
+              <w:t>system: SYSTEM: exibe mensagem infrmando que o Password fornecido não está correto</w:t>
+            </w:r>
+          </w:p>
+        </w:tc>
+        <w:tc>
+          <w:p>
+            <w:r>
+              <w:rPr>
+                <w:sz w:val="18"/>
+              </w:rPr>
+              <w:t>exibe mensagem infrmando que o Password fornecido não está correto</w:t>
             </w:r>
           </w:p>
         </w:tc>
@@ -800,7 +608,7 @@
           <w:sz w:val="24"/>
           <w:color w:val="2B6CB0"/>
         </w:rPr>
-        <w:t>[TC4] Alternative Flow 3: Password invalido</w:t>
+        <w:t>[TC5] Alternative Flow 4: Novo Password fora dos padrões (uppercase, lowercase, numbers, special characters and size between 8 and 20)</w:t>
       </w:r>
     </w:p>
     <w:p>
@@ -818,7 +626,7 @@
         <w:rPr>
           <w:sz w:val="20"/>
         </w:rPr>
-        <w:t>Usuario deve estar logado no servidor</w:t>
+        <w:t>Usuário deve estar logado no sistema ; administrador ou super administrador</w:t>
       </w:r>
     </w:p>
     <w:p>
@@ -927,367 +735,17 @@
               <w:rPr>
                 <w:sz w:val="18"/>
               </w:rPr>
-              <w:t>operador: seleciona a opcao 'My Account'</w:t>
-            </w:r>
-          </w:p>
-        </w:tc>
-        <w:tc>
-          <w:p>
-            <w:r>
-              <w:rPr>
-                <w:sz w:val="18"/>
-              </w:rPr>
-              <w:t>SYSTEM exibe tela onde os campos 'Name', 'Login', 'Type' e 'Language'. Eles estão devidamente preenchidos</w:t>
-            </w:r>
-          </w:p>
-        </w:tc>
-      </w:tr>
-      <w:tr>
-        <w:tc>
-          <w:p>
-            <w:r>
-              <w:rPr>
-                <w:sz w:val="18"/>
-              </w:rPr>
-              <w:t>2</w:t>
-            </w:r>
-          </w:p>
-        </w:tc>
-        <w:tc>
-          <w:p>
-            <w:r>
-              <w:rPr>
-                <w:sz w:val="18"/>
-              </w:rPr>
-              <w:t>operador: pressiona botao 'Edit'</w:t>
-            </w:r>
-          </w:p>
-        </w:tc>
-        <w:tc>
-          <w:p>
-            <w:r>
-              <w:rPr>
-                <w:sz w:val="18"/>
-              </w:rPr>
-              <w:t>SYSTEM exibe pagina com campos em branco para atualizacao</w:t>
-            </w:r>
-          </w:p>
-        </w:tc>
-      </w:tr>
-      <w:tr>
-        <w:tc>
-          <w:p>
-            <w:r>
-              <w:rPr>
-                <w:sz w:val="18"/>
-              </w:rPr>
-              <w:t>3</w:t>
-            </w:r>
-          </w:p>
-        </w:tc>
-        <w:tc>
-          <w:p>
-            <w:r>
-              <w:rPr>
-                <w:sz w:val="18"/>
-              </w:rPr>
-              <w:t>operador: preenche incorretamente o campos 'Old Password'</w:t>
-            </w:r>
-          </w:p>
-        </w:tc>
-        <w:tc>
-          <w:p>
-            <w:r>
-              <w:rPr>
-                <w:sz w:val="18"/>
-              </w:rPr>
-              <w:t>SYSTEM exibe mensagem infrmando que o Password fornecido não esta correto</w:t>
-            </w:r>
-          </w:p>
-        </w:tc>
-      </w:tr>
-      <w:tr>
-        <w:tc>
-          <w:p>
-            <w:r>
-              <w:rPr>
-                <w:sz w:val="18"/>
-              </w:rPr>
-              <w:t>4</w:t>
-            </w:r>
-          </w:p>
-        </w:tc>
-        <w:tc>
-          <w:p>
-            <w:r>
-              <w:rPr>
-                <w:sz w:val="18"/>
-              </w:rPr>
-              <w:t>operador: preenche corretamente os campos 'Old Password', 'New Password', 'Confirm Password' e pressiona o botao 'Update'</w:t>
-            </w:r>
-          </w:p>
-        </w:tc>
-        <w:tc>
-          <w:p>
-            <w:r>
-              <w:rPr>
-                <w:sz w:val="18"/>
-              </w:rPr>
-              <w:t>SYSTEM exibe pagina com informacoes do usuario e apresenta mensagem informando que as informacoes foram atualizadas</w:t>
-            </w:r>
-          </w:p>
-        </w:tc>
-      </w:tr>
-    </w:tbl>
-    <w:p>
-      <w:r>
-        <w:br/>
-      </w:r>
-    </w:p>
-    <w:p>
-      <w:pPr>
-        <w:spacing w:before="180" w:after="60"/>
-      </w:pPr>
-      <w:r>
-        <w:rPr>
-          <w:b w:val="on"/>
-          <w:sz w:val="24"/>
-          <w:color w:val="2B6CB0"/>
-        </w:rPr>
-        <w:t>[TC5] Alternative Flow 4: Novo Password fora dos padroes (uppercase, lowercase, numbers, special characters and size between 8 and 20)</w:t>
-      </w:r>
-    </w:p>
-    <w:p>
-      <w:pPr>
-        <w:spacing w:after="40"/>
-      </w:pPr>
-      <w:r>
-        <w:rPr>
-          <w:b w:val="on"/>
-          <w:sz w:val="20"/>
-        </w:rPr>
-        <w:t xml:space="preserve">Preconditions: </w:t>
-      </w:r>
-      <w:r>
-        <w:rPr>
-          <w:sz w:val="20"/>
-        </w:rPr>
-        <w:t>Usuario deve estar logado no servidor</w:t>
-      </w:r>
-    </w:p>
-    <w:p>
-      <w:pPr>
-        <w:spacing w:after="40"/>
-      </w:pPr>
-      <w:r>
-        <w:rPr>
-          <w:b w:val="on"/>
-          <w:sz w:val="20"/>
-        </w:rPr>
-        <w:t xml:space="preserve">Postconditions: </w:t>
-      </w:r>
-      <w:r>
-        <w:rPr>
-          <w:sz w:val="20"/>
-        </w:rPr>
-        <w:t/>
-      </w:r>
-    </w:p>
-    <w:tbl>
-      <w:tblPr>
-        <w:tblW w:w="5000" w:type="pct"/>
-        <w:tblBorders>
-          <w:top w:val="single"/>
-          <w:left w:val="single"/>
-          <w:bottom w:val="single"/>
-          <w:right w:val="single"/>
-          <w:insideH w:val="single"/>
-          <w:insideV w:val="single"/>
-        </w:tblBorders>
-      </w:tblPr>
-      <w:tr>
-        <w:tc>
-          <w:tcPr>
-            <w:tcW w:w="1200" w:type="dxa"/>
-            <w:shd w:color="auto" w:val="clear" w:fill="2B6CB0"/>
-          </w:tcPr>
-          <w:p>
-            <w:pPr>
-              <w:jc w:val="left"/>
-            </w:pPr>
-            <w:r>
-              <w:rPr>
-                <w:b w:val="on"/>
-                <w:sz w:val="20"/>
-                <w:color w:val="FFFFFF"/>
-              </w:rPr>
-              <w:t>Step #</w:t>
-            </w:r>
-          </w:p>
-        </w:tc>
-        <w:tc>
-          <w:tcPr>
-            <w:tcW w:w="4500" w:type="dxa"/>
-            <w:shd w:color="auto" w:val="clear" w:fill="2B6CB0"/>
-          </w:tcPr>
-          <w:p>
-            <w:pPr>
-              <w:jc w:val="left"/>
-            </w:pPr>
-            <w:r>
-              <w:rPr>
-                <w:b w:val="on"/>
-                <w:sz w:val="20"/>
-                <w:color w:val="FFFFFF"/>
-              </w:rPr>
-              <w:t>Actor Action</w:t>
-            </w:r>
-          </w:p>
-        </w:tc>
-        <w:tc>
-          <w:tcPr>
-            <w:tcW w:w="4500" w:type="dxa"/>
-            <w:shd w:color="auto" w:val="clear" w:fill="2B6CB0"/>
-          </w:tcPr>
-          <w:p>
-            <w:pPr>
-              <w:jc w:val="left"/>
-            </w:pPr>
-            <w:r>
-              <w:rPr>
-                <w:b w:val="on"/>
-                <w:sz w:val="20"/>
-                <w:color w:val="FFFFFF"/>
-              </w:rPr>
-              <w:t>Expected Result (System)</w:t>
-            </w:r>
-          </w:p>
-        </w:tc>
-      </w:tr>
-      <w:tr>
-        <w:tc>
-          <w:p>
-            <w:r>
-              <w:rPr>
-                <w:sz w:val="18"/>
-              </w:rPr>
-              <w:t>1</w:t>
-            </w:r>
-          </w:p>
-        </w:tc>
-        <w:tc>
-          <w:p>
-            <w:r>
-              <w:rPr>
-                <w:sz w:val="18"/>
-              </w:rPr>
-              <w:t>operador: seleciona a opcao 'My Account'</w:t>
-            </w:r>
-          </w:p>
-        </w:tc>
-        <w:tc>
-          <w:p>
-            <w:r>
-              <w:rPr>
-                <w:sz w:val="18"/>
-              </w:rPr>
-              <w:t>SYSTEM exibe tela onde os campos 'Name', 'Login', 'Type' e 'Language'. Eles estão devidamente preenchidos</w:t>
-            </w:r>
-          </w:p>
-        </w:tc>
-      </w:tr>
-      <w:tr>
-        <w:tc>
-          <w:p>
-            <w:r>
-              <w:rPr>
-                <w:sz w:val="18"/>
-              </w:rPr>
-              <w:t>2</w:t>
-            </w:r>
-          </w:p>
-        </w:tc>
-        <w:tc>
-          <w:p>
-            <w:r>
-              <w:rPr>
-                <w:sz w:val="18"/>
-              </w:rPr>
-              <w:t>operador: pressiona botao 'Edit'</w:t>
-            </w:r>
-          </w:p>
-        </w:tc>
-        <w:tc>
-          <w:p>
-            <w:r>
-              <w:rPr>
-                <w:sz w:val="18"/>
-              </w:rPr>
-              <w:t>SYSTEM exibe pagina com campos em branco para atualizacao</w:t>
-            </w:r>
-          </w:p>
-        </w:tc>
-      </w:tr>
-      <w:tr>
-        <w:tc>
-          <w:p>
-            <w:r>
-              <w:rPr>
-                <w:sz w:val="18"/>
-              </w:rPr>
-              <w:t>3</w:t>
-            </w:r>
-          </w:p>
-        </w:tc>
-        <w:tc>
-          <w:p>
-            <w:r>
-              <w:rPr>
-                <w:sz w:val="18"/>
-              </w:rPr>
-              <w:t>operador: preenche o campos 'New Password' com uma senha fora dos padroes exigidos</w:t>
-            </w:r>
-          </w:p>
-        </w:tc>
-        <w:tc>
-          <w:p>
-            <w:r>
-              <w:rPr>
-                <w:sz w:val="18"/>
-              </w:rPr>
-              <w:t>SYSTEM exibe mensagem infrmando que o Password fornecido nao esta conforme o exigido</w:t>
-            </w:r>
-          </w:p>
-        </w:tc>
-      </w:tr>
-      <w:tr>
-        <w:tc>
-          <w:p>
-            <w:r>
-              <w:rPr>
-                <w:sz w:val="18"/>
-              </w:rPr>
-              <w:t>4</w:t>
-            </w:r>
-          </w:p>
-        </w:tc>
-        <w:tc>
-          <w:p>
-            <w:r>
-              <w:rPr>
-                <w:sz w:val="18"/>
-              </w:rPr>
-              <w:t>operador: preenche corretamente os campos 'Old Password', 'New Password', 'Confirm Password' e pressiona o botao 'Update'</w:t>
-            </w:r>
-          </w:p>
-        </w:tc>
-        <w:tc>
-          <w:p>
-            <w:r>
-              <w:rPr>
-                <w:sz w:val="18"/>
-              </w:rPr>
-              <w:t>SYSTEM exibe pagina com informacoes do usuario e apresenta mensagem informando que as informacoes foram atualizadas</w:t>
+              <w:t>system: SYSTEM: exibe mensagem infrmando que o Password fornecido não está conforme o exigido</w:t>
+            </w:r>
+          </w:p>
+        </w:tc>
+        <w:tc>
+          <w:p>
+            <w:r>
+              <w:rPr>
+                <w:sz w:val="18"/>
+              </w:rPr>
+              <w:t>exibe mensagem infrmando que o Password fornecido não está conforme o exigido</w:t>
             </w:r>
           </w:p>
         </w:tc>
